--- a/vaporizer-price-study/papers/jca_table2.docx
+++ b/vaporizer-price-study/papers/jca_table2.docx
@@ -298,7 +298,7 @@
                 <w:rFonts w:ascii="Times New Roman" w:hAnsi="Times New Roman"/>
                 <w:sz w:val="18"/>
               </w:rPr>
-              <w:t>0.40</w:t>
+              <w:t>-0.47</w:t>
             </w:r>
           </w:p>
         </w:tc>
@@ -316,7 +316,7 @@
                 <w:rFonts w:ascii="Times New Roman" w:hAnsi="Times New Roman"/>
                 <w:sz w:val="18"/>
               </w:rPr>
-              <w:t>-0.11 to 0.90</w:t>
+              <w:t>-0.97 to 0.04</w:t>
             </w:r>
           </w:p>
         </w:tc>
@@ -426,7 +426,7 @@
                 <w:rFonts w:ascii="Times New Roman" w:hAnsi="Times New Roman"/>
                 <w:sz w:val="18"/>
               </w:rPr>
-              <w:t>-0.16</w:t>
+              <w:t>0.17</w:t>
             </w:r>
           </w:p>
         </w:tc>
@@ -444,7 +444,7 @@
                 <w:rFonts w:ascii="Times New Roman" w:hAnsi="Times New Roman"/>
                 <w:sz w:val="18"/>
               </w:rPr>
-              <w:t>-0.52 to 0.19</w:t>
+              <w:t>-0.18 to 0.53</w:t>
             </w:r>
           </w:p>
         </w:tc>
@@ -554,7 +554,7 @@
                 <w:rFonts w:ascii="Times New Roman" w:hAnsi="Times New Roman"/>
                 <w:sz w:val="18"/>
               </w:rPr>
-              <w:t>0.15</w:t>
+              <w:t>-0.16</w:t>
             </w:r>
           </w:p>
         </w:tc>
@@ -572,7 +572,7 @@
                 <w:rFonts w:ascii="Times New Roman" w:hAnsi="Times New Roman"/>
                 <w:sz w:val="18"/>
               </w:rPr>
-              <w:t>-0.16 to 0.46</w:t>
+              <w:t>-0.47 to 0.15</w:t>
             </w:r>
           </w:p>
         </w:tc>
@@ -743,7 +743,7 @@
                 <w:rFonts w:ascii="Times New Roman" w:hAnsi="Times New Roman"/>
                 <w:sz w:val="18"/>
               </w:rPr>
-              <w:t>0.56</w:t>
+              <w:t>-0.64</w:t>
             </w:r>
           </w:p>
         </w:tc>
@@ -761,7 +761,7 @@
                 <w:rFonts w:ascii="Times New Roman" w:hAnsi="Times New Roman"/>
                 <w:sz w:val="18"/>
               </w:rPr>
-              <w:t>0.315</w:t>
+              <w:t>0.316</w:t>
             </w:r>
           </w:p>
         </w:tc>
@@ -779,7 +779,7 @@
                 <w:rFonts w:ascii="Times New Roman" w:hAnsi="Times New Roman"/>
                 <w:sz w:val="18"/>
               </w:rPr>
-              <w:t>1.78</w:t>
+              <w:t>-2.03</w:t>
             </w:r>
           </w:p>
         </w:tc>
@@ -797,7 +797,7 @@
                 <w:rFonts w:ascii="Times New Roman" w:hAnsi="Times New Roman"/>
                 <w:sz w:val="18"/>
               </w:rPr>
-              <w:t>0.075</w:t>
+              <w:t>0.043</w:t>
             </w:r>
           </w:p>
         </w:tc>
@@ -835,7 +835,7 @@
                 <w:rFonts w:ascii="Times New Roman" w:hAnsi="Times New Roman"/>
                 <w:sz w:val="18"/>
               </w:rPr>
-              <w:t>0.25</w:t>
+              <w:t>-0.31</w:t>
             </w:r>
           </w:p>
         </w:tc>
@@ -871,7 +871,7 @@
                 <w:rFonts w:ascii="Times New Roman" w:hAnsi="Times New Roman"/>
                 <w:sz w:val="18"/>
               </w:rPr>
-              <w:t>0.82</w:t>
+              <w:t>-1.03</w:t>
             </w:r>
           </w:p>
         </w:tc>
@@ -889,7 +889,7 @@
                 <w:rFonts w:ascii="Times New Roman" w:hAnsi="Times New Roman"/>
                 <w:sz w:val="18"/>
               </w:rPr>
-              <w:t>0.413</w:t>
+              <w:t>0.303</w:t>
             </w:r>
           </w:p>
         </w:tc>
@@ -927,7 +927,7 @@
                 <w:rFonts w:ascii="Times New Roman" w:hAnsi="Times New Roman"/>
                 <w:sz w:val="18"/>
               </w:rPr>
-              <w:t>-0.31</w:t>
+              <w:t>0.33</w:t>
             </w:r>
           </w:p>
         </w:tc>
@@ -963,7 +963,7 @@
                 <w:rFonts w:ascii="Times New Roman" w:hAnsi="Times New Roman"/>
                 <w:sz w:val="18"/>
               </w:rPr>
-              <w:t>-1.30</w:t>
+              <w:t>1.37</w:t>
             </w:r>
           </w:p>
         </w:tc>
@@ -981,7 +981,7 @@
                 <w:rFonts w:ascii="Times New Roman" w:hAnsi="Times New Roman"/>
                 <w:sz w:val="18"/>
               </w:rPr>
-              <w:t>0.192</w:t>
+              <w:t>0.171</w:t>
             </w:r>
           </w:p>
         </w:tc>
